--- a/context/interviews-round1/First Open Coding.docx
+++ b/context/interviews-round1/First Open Coding.docx
@@ -38865,62 +38865,56 @@
         <w:rPr>
           <w:lang w:val="en-US"/>
         </w:rPr>
-        <w:t>(I4) “Graph used for exploration, not planning” / “</w:t>
-      </w:r>
-      <w:proofErr w:type="spellStart"/>
-      <w:r>
-        <w:rPr>
-          <w:lang w:val="en-US"/>
-        </w:rPr>
-        <w:t>rausfinden</w:t>
-      </w:r>
-      <w:proofErr w:type="spellEnd"/>
-      <w:r>
-        <w:rPr>
-          <w:lang w:val="en-US"/>
-        </w:rPr>
-        <w:t xml:space="preserve">… was </w:t>
-      </w:r>
-      <w:proofErr w:type="spellStart"/>
-      <w:r>
-        <w:rPr>
-          <w:lang w:val="en-US"/>
-        </w:rPr>
-        <w:t>gibt’s</w:t>
-      </w:r>
-      <w:proofErr w:type="spellEnd"/>
-      <w:r>
-        <w:rPr>
-          <w:lang w:val="en-US"/>
-        </w:rPr>
-        <w:t>?”</w:t>
-      </w:r>
-    </w:p>
-    <w:p>
-      <w:pPr>
-        <w:rPr>
-          <w:lang w:val="en-US"/>
-        </w:rPr>
-      </w:pPr>
-      <w:r>
-        <w:rPr>
-          <w:lang w:val="en-US"/>
-        </w:rPr>
-        <w:t xml:space="preserve">(I4) “Discovery view perceived as valuable” / “Das </w:t>
-      </w:r>
-      <w:proofErr w:type="spellStart"/>
-      <w:r>
-        <w:rPr>
-          <w:lang w:val="en-US"/>
-        </w:rPr>
-        <w:t>ist</w:t>
-      </w:r>
-      <w:proofErr w:type="spellEnd"/>
-      <w:r>
-        <w:rPr>
-          <w:lang w:val="en-US"/>
-        </w:rPr>
-        <w:t xml:space="preserve"> cool.”</w:t>
+        <w:t>(I4) “rausfinden… was gibt’s?”</w:t>
+      </w:r>
+      <w:proofErr w:type="spellStart"/>
+      <w:r>
+        <w:rPr>
+          <w:lang w:val="en-US"/>
+        </w:rPr>
+      </w:r>
+      <w:proofErr w:type="spellEnd"/>
+      <w:r>
+        <w:rPr>
+          <w:lang w:val="en-US"/>
+        </w:rPr>
+      </w:r>
+      <w:proofErr w:type="spellStart"/>
+      <w:r>
+        <w:rPr>
+          <w:lang w:val="en-US"/>
+        </w:rPr>
+      </w:r>
+      <w:proofErr w:type="spellEnd"/>
+      <w:r>
+        <w:rPr>
+          <w:lang w:val="en-US"/>
+        </w:rPr>
+      </w:r>
+    </w:p>
+    <w:p>
+      <w:pPr>
+        <w:rPr>
+          <w:lang w:val="en-US"/>
+        </w:rPr>
+      </w:pPr>
+      <w:r>
+        <w:rPr>
+          <w:lang w:val="en-US"/>
+        </w:rPr>
+        <w:t>(I4) “Das ist cool.”</w:t>
+      </w:r>
+      <w:proofErr w:type="spellStart"/>
+      <w:r>
+        <w:rPr>
+          <w:lang w:val="en-US"/>
+        </w:rPr>
+      </w:r>
+      <w:proofErr w:type="spellEnd"/>
+      <w:r>
+        <w:rPr>
+          <w:lang w:val="en-US"/>
+        </w:rPr>
       </w:r>
     </w:p>
     <w:p>
@@ -39334,35 +39328,31 @@
         <w:rPr>
           <w:lang w:val="en-US"/>
         </w:rPr>
-        <w:t>(I4) “Peer-based recommendations acceptable as optional” / “</w:t>
-      </w:r>
-      <w:proofErr w:type="spellStart"/>
-      <w:r>
-        <w:rPr>
-          <w:lang w:val="en-US"/>
-        </w:rPr>
-        <w:t>nicht</w:t>
-      </w:r>
-      <w:proofErr w:type="spellEnd"/>
-      <w:r>
-        <w:rPr>
-          <w:lang w:val="en-US"/>
-        </w:rPr>
-        <w:t xml:space="preserve"> </w:t>
-      </w:r>
-      <w:proofErr w:type="spellStart"/>
-      <w:r>
-        <w:rPr>
-          <w:lang w:val="en-US"/>
-        </w:rPr>
-        <w:t>als</w:t>
-      </w:r>
-      <w:proofErr w:type="spellEnd"/>
-      <w:r>
-        <w:rPr>
-          <w:lang w:val="en-US"/>
-        </w:rPr>
-        <w:t xml:space="preserve"> Main Feature.”</w:t>
+        <w:t>(I4) “nicht als Main Feature.”</w:t>
+      </w:r>
+      <w:proofErr w:type="spellStart"/>
+      <w:r>
+        <w:rPr>
+          <w:lang w:val="en-US"/>
+        </w:rPr>
+      </w:r>
+      <w:proofErr w:type="spellEnd"/>
+      <w:r>
+        <w:rPr>
+          <w:lang w:val="en-US"/>
+        </w:rPr>
+      </w:r>
+      <w:proofErr w:type="spellStart"/>
+      <w:r>
+        <w:rPr>
+          <w:lang w:val="en-US"/>
+        </w:rPr>
+      </w:r>
+      <w:proofErr w:type="spellEnd"/>
+      <w:r>
+        <w:rPr>
+          <w:lang w:val="en-US"/>
+        </w:rPr>
       </w:r>
     </w:p>
     <w:p>
@@ -41658,19 +41648,6 @@
     <w:p>
       <w:pPr>
         <w:rPr>
-          <w:lang w:val="en-US"/>
-        </w:rPr>
-      </w:pPr>
-      <w:r>
-        <w:rPr>
-          <w:lang w:val="en-US"/>
-        </w:rPr>
-        <w:t>(I4) “Initial confusion due to insufficient visual cues”</w:t>
-      </w:r>
-    </w:p>
-    <w:p>
-      <w:pPr>
-        <w:rPr>
           <w:b/>
           <w:bCs/>
           <w:lang w:val="en-US"/>
@@ -42921,7 +42898,7 @@
         <w:rPr>
           <w:lang w:val="en-US"/>
         </w:rPr>
-        <w:t>(I4) “Recommendation separation to avoid clutter”</w:t>
+        <w:t>(I4) “eher getrennt, dass das möglich ist, dass wirklich nur… dieser Kontext eingeblendet ist.”</w:t>
       </w:r>
     </w:p>
     <w:p>
@@ -42950,90 +42927,80 @@
         <w:rPr>
           <w:lang w:val="en-US"/>
         </w:rPr>
-        <w:t>(I4) “Filter-based recommendation display preferred” / “</w:t>
-      </w:r>
-      <w:proofErr w:type="spellStart"/>
-      <w:r>
-        <w:rPr>
-          <w:lang w:val="en-US"/>
-        </w:rPr>
-        <w:t>filtert</w:t>
-      </w:r>
-      <w:proofErr w:type="spellEnd"/>
-      <w:r>
-        <w:rPr>
-          <w:lang w:val="en-US"/>
-        </w:rPr>
-        <w:t xml:space="preserve"> </w:t>
-      </w:r>
-      <w:proofErr w:type="spellStart"/>
-      <w:r>
-        <w:rPr>
-          <w:lang w:val="en-US"/>
-        </w:rPr>
-        <w:t>alles</w:t>
-      </w:r>
-      <w:proofErr w:type="spellEnd"/>
-      <w:r>
-        <w:rPr>
-          <w:lang w:val="en-US"/>
-        </w:rPr>
-        <w:t xml:space="preserve"> </w:t>
-      </w:r>
-      <w:proofErr w:type="spellStart"/>
-      <w:r>
-        <w:rPr>
-          <w:lang w:val="en-US"/>
-        </w:rPr>
-        <w:t>weg</w:t>
-      </w:r>
-      <w:proofErr w:type="spellEnd"/>
-      <w:r>
-        <w:rPr>
-          <w:lang w:val="en-US"/>
-        </w:rPr>
-        <w:t>.”</w:t>
-      </w:r>
-    </w:p>
-    <w:p>
-      <w:pPr>
-        <w:rPr>
-          <w:lang w:val="en-US"/>
-        </w:rPr>
-      </w:pPr>
-      <w:r>
-        <w:rPr>
-          <w:lang w:val="en-US"/>
-        </w:rPr>
-        <w:t>(I4) “Filter-only recommendations perceived as dry” / “</w:t>
-      </w:r>
-      <w:proofErr w:type="spellStart"/>
-      <w:r>
-        <w:rPr>
-          <w:lang w:val="en-US"/>
-        </w:rPr>
-        <w:t>zu</w:t>
-      </w:r>
-      <w:proofErr w:type="spellEnd"/>
-      <w:r>
-        <w:rPr>
-          <w:lang w:val="en-US"/>
-        </w:rPr>
-        <w:t xml:space="preserve"> </w:t>
-      </w:r>
-      <w:proofErr w:type="spellStart"/>
-      <w:r>
-        <w:rPr>
-          <w:lang w:val="en-US"/>
-        </w:rPr>
-        <w:t>trocken</w:t>
-      </w:r>
-      <w:proofErr w:type="spellEnd"/>
-      <w:r>
-        <w:rPr>
-          <w:lang w:val="en-US"/>
-        </w:rPr>
-        <w:t>.”</w:t>
+        <w:t>(I4) “filtert alles weg.”</w:t>
+      </w:r>
+      <w:proofErr w:type="spellStart"/>
+      <w:r>
+        <w:rPr>
+          <w:lang w:val="en-US"/>
+        </w:rPr>
+      </w:r>
+      <w:proofErr w:type="spellEnd"/>
+      <w:r>
+        <w:rPr>
+          <w:lang w:val="en-US"/>
+        </w:rPr>
+      </w:r>
+      <w:proofErr w:type="spellStart"/>
+      <w:r>
+        <w:rPr>
+          <w:lang w:val="en-US"/>
+        </w:rPr>
+      </w:r>
+      <w:proofErr w:type="spellEnd"/>
+      <w:r>
+        <w:rPr>
+          <w:lang w:val="en-US"/>
+        </w:rPr>
+      </w:r>
+      <w:proofErr w:type="spellStart"/>
+      <w:r>
+        <w:rPr>
+          <w:lang w:val="en-US"/>
+        </w:rPr>
+      </w:r>
+      <w:proofErr w:type="spellEnd"/>
+      <w:r>
+        <w:rPr>
+          <w:lang w:val="en-US"/>
+        </w:rPr>
+      </w:r>
+    </w:p>
+    <w:p>
+      <w:pPr>
+        <w:rPr>
+          <w:lang w:val="en-US"/>
+        </w:rPr>
+      </w:pPr>
+      <w:r>
+        <w:rPr>
+          <w:lang w:val="en-US"/>
+        </w:rPr>
+        <w:t>(I4) “zu trocken.”</w:t>
+      </w:r>
+      <w:proofErr w:type="spellStart"/>
+      <w:r>
+        <w:rPr>
+          <w:lang w:val="en-US"/>
+        </w:rPr>
+      </w:r>
+      <w:proofErr w:type="spellEnd"/>
+      <w:r>
+        <w:rPr>
+          <w:lang w:val="en-US"/>
+        </w:rPr>
+      </w:r>
+      <w:proofErr w:type="spellStart"/>
+      <w:r>
+        <w:rPr>
+          <w:lang w:val="en-US"/>
+        </w:rPr>
+      </w:r>
+      <w:proofErr w:type="spellEnd"/>
+      <w:r>
+        <w:rPr>
+          <w:lang w:val="en-US"/>
+        </w:rPr>
       </w:r>
     </w:p>
     <w:p>
